--- a/docs/05_Test/External_Verification_Guide.docx
+++ b/docs/05_Test/External_Verification_Guide.docx
@@ -238,7 +238,7 @@
         <w:pStyle w:val="ListBullet"/>
       </w:pPr>
       <w:r>
-        <w:t>Release/Win32 M485E.dll과 CAPL 파일, M485E.vsysvar, 시험 CSV 3개를 동일 Baseline에서 준비한다.</w:t>
+        <w:t>Release/Win32 M485E.dll, CAPL 파일, M485E.vsysvar, DeviceMap/FrameRule 및 DeviceMap이 참조하는 Register Map을 동일 Baseline에서 준비한다.</w:t>
       </w:r>
     </w:p>
     <w:p>
@@ -246,7 +246,7 @@
         <w:pStyle w:val="ListBullet"/>
       </w:pPr>
       <w:r>
-        <w:t>CANalyzer 9.x SP8 x86 Configuration에 가상 CAN 채널 2개를 생성하고 PortSlot 0→채널 1, PortSlot 1→채널 2로 사용한다.</w:t>
+        <w:t>CANalyzer 9.x SP8 x86 Configuration에 활성 Port 수와 같은 1~4개 가상 CAN 채널을 생성하고 Main.can의 PortSlot 0~3 채널 배열과 1:1로 매핑한다.</w:t>
       </w:r>
     </w:p>
     <w:p>
@@ -254,7 +254,7 @@
         <w:pStyle w:val="ListBullet"/>
       </w:pPr>
       <w:r>
-        <w:t>SystemBase Multi USB 485의 두 Port를 Board RS-485에 연결한다. Adapter의 자동 송수신 방향 제어를 사용하며 DLL은 RTS 방향 제어를 수행하지 않는다.</w:t>
+        <w:t>SystemBase Multi USB 485의 1~4개 활성 Port를 Board RS-485에 연결한다. Adapter의 자동 송수신 방향 제어를 사용하며 DLL은 RTS 방향 제어를 수행하지 않는다.</w:t>
       </w:r>
     </w:p>
     <w:p>
@@ -289,11 +289,9 @@
         <w:rPr>
           <w:b/>
         </w:rPr>
-        <w:t xml:space="preserve">1. </w:t>
+        <w:t>1. tools/Prepare-M485EPackage.ps1 -Configuration Release를 실행해 저장소의 Config/CAPL 배포물을 갱신한 뒤 ProjectConfig/CAPL에 복사한다.</w:t>
       </w:r>
-      <w:r>
-        <w:t>tools/Prepare-M485EPackage.ps1 -Configuration Release를 실행해 DLL과 생성 계약을 Config/CAPL에 배치한다.</w:t>
-      </w:r>
+      <w:r/>
     </w:p>
     <w:p>
       <w:pPr>
@@ -303,11 +301,9 @@
         <w:rPr>
           <w:b/>
         </w:rPr>
-        <w:t xml:space="preserve">2. </w:t>
+        <w:t>2. CAPL Program Node에 ProjectConfig/CAPL/M485E/M485_E_Main.can을 연결한다. Main은 생성 계약, Core, Monitoring, UI를 포함한다.</w:t>
       </w:r>
-      <w:r>
-        <w:t>CAPL Program Node에 Config/CAPL/M485E/M485_E_Main.can을 연결한다. Main은 생성 계약, Core, Monitoring, UI를 포함한다.</w:t>
-      </w:r>
+      <w:r/>
     </w:p>
     <w:p>
       <w:pPr>
@@ -317,11 +313,9 @@
         <w:rPr>
           <w:b/>
         </w:rPr>
-        <w:t xml:space="preserve">3. </w:t>
+        <w:t>3. ProjectConfig/System Variables/M485E.vsysvar를 Configuration에 추가한다.</w:t>
       </w:r>
-      <w:r>
-        <w:t>Config/System Variables/M485E.vsysvar를 Configuration에 추가한다.</w:t>
-      </w:r>
+      <w:r/>
     </w:p>
     <w:p>
       <w:pPr>
@@ -331,11 +325,9 @@
         <w:rPr>
           <w:b/>
         </w:rPr>
-        <w:t xml:space="preserve">4. </w:t>
+        <w:t>4. CANalyzer Configuration(.cfg)을 ProjectConfig 바로 아래에 저장하고 Main.can에서 .\Maps\M485E\M485E_Device.csv와 .\Maps\M485E\M485E_FrameRule.csv 상대경로를 지정한다. Core는 getAbsFilePath()로 절대경로를 DLL에 전달하고, DLL은 CSV_DB_Name을 DeviceMap 디렉터리 기준으로 해석한다.</w:t>
       </w:r>
-      <w:r>
-        <w:t>Main.can에서 세 CSV 상대경로를 지정한다. Core가 getAbsFilePath()로 Configuration 기준 절대경로를 DLL에 전달한다.</w:t>
-      </w:r>
+      <w:r/>
     </w:p>
     <w:p>
       <w:pPr>
@@ -346,7 +338,7 @@
           <w:rFonts w:ascii="Malgun Gothic" w:hAnsi="Malgun Gothic" w:eastAsia="Malgun Gothic"/>
           <w:sz w:val="17"/>
         </w:rPr>
-        <w:t>5. 두 PortSlot의 숫자 COM Port 번호(예: 11, 12)와 BaudRate/DataBits/Parity/StopBits를 설정하고 Refresh 완료를 Polling한 뒤 Connect한다.</w:t>
+        <w:t>5. gM485E_ActivePortCount를 DeviceMap의 고유 Port 수와 같은 1~4로 설정하고 앞쪽 활성 PortSlot의 숫자 COM Port 번호(예: 11), BaudRate/DataBits/Parity/StopBits를 설정한다. Refresh 완료를 Polling한 뒤 Connect한다.</w:t>
       </w:r>
     </w:p>
     <w:p>
@@ -581,7 +573,7 @@
                 <w:color w:val="000000"/>
                 <w:sz w:val="16"/>
               </w:rPr>
-              <w:t>21개 API가 중복/누락 없이 Compile되고 Measurement가 시작됨</w:t>
+              <w:t>21개 API가 중복/누락 없이 Compile되고 Context Handle 0 또는 비영 값에서 Measurement가 시작됨</w:t>
             </w:r>
           </w:p>
         </w:tc>
@@ -670,7 +662,7 @@
                 <w:color w:val="000000"/>
                 <w:sz w:val="16"/>
               </w:rPr>
-              <w:t>상대경로 3개 설정 후 비동기 Refresh 상태 Polling</w:t>
+              <w:t>DeviceMap/FrameRule 상대경로와 참조 Register Map 준비 후 비동기 Refresh 상태 Polling</w:t>
             </w:r>
           </w:p>
         </w:tc>
@@ -779,7 +771,7 @@
                 <w:color w:val="000000"/>
                 <w:sz w:val="16"/>
               </w:rPr>
-              <w:t>두 COM Port 전체 Connect</w:t>
+              <w:t>DeviceMap의 1~4개 활성 COM Port 전체 Connect</w:t>
             </w:r>
           </w:p>
         </w:tc>
@@ -800,7 +792,7 @@
                 <w:color w:val="000000"/>
                 <w:sz w:val="16"/>
               </w:rPr>
-              <w:t>두 Port가 모두 열릴 때만 Connected; 일부 실패 시 전체 Rollback</w:t>
+              <w:t>모든 활성 Port가 열릴 때만 Connected; 일부 실패 시 전체 Rollback</w:t>
             </w:r>
           </w:p>
         </w:tc>
@@ -1546,7 +1538,7 @@
                 <w:color w:val="000000"/>
                 <w:sz w:val="16"/>
               </w:rPr>
-              <w:t>두 Port 동시 Change Burst</w:t>
+              <w:t>활성 Port Change Burst(2개 이상 구성 시 동시 Burst 포함)</w:t>
             </w:r>
           </w:p>
         </w:tc>
@@ -2006,7 +1998,7 @@
                 <w:color w:val="000000"/>
                 <w:sz w:val="16"/>
               </w:rPr>
-              <w:t>전체 정리 후 3초 간격 최대 10회; 복구 시 두 Port Connected</w:t>
+              <w:t>모든 활성 Port 정리 후 3초 간격 최대 10회; 복구 시 전체 활성 Port Connected</w:t>
             </w:r>
           </w:p>
         </w:tc>

--- a/docs/05_Test/External_Verification_Guide.docx
+++ b/docs/05_Test/External_Verification_Guide.docx
@@ -81,7 +81,7 @@
                 <w:color w:val="000000"/>
                 <w:sz w:val="17"/>
               </w:rPr>
-              <w:t>가정 환경에서 자동 검증할 수 없는 CAPL, USB-RS485 및 Board 시험 절차를 고정한다.</w:t>
+              <w:t>자동 검증으로 대체할 수 없는 대상 실환경의 CAPL, USB-RS485 및 Board 시험 절차를 정의한다.</w:t>
             </w:r>
           </w:p>
         </w:tc>
@@ -127,7 +127,7 @@
                 <w:color w:val="000000"/>
                 <w:sz w:val="17"/>
               </w:rPr>
-              <w:t>Phase 1~8 자동 검증 완료. Phase 1/2/9 Probe는 CANalyzer 13 x86 CAPL 컴파일 완료. CANalyzer 9.x SP8 Measurement와 장비 항목은 External Verification Pending</w:t>
+              <w:t>Release 0.1.0 Baseline. Phase 1~8 자동 검증 완료. Phase 1/2/9 Probe는 CANalyzer 13 x86 CAPL 컴파일 완료. CANalyzer 9.x SP8 Measurement와 장비 항목은 External Verification Pending</w:t>
             </w:r>
           </w:p>
         </w:tc>
@@ -238,7 +238,7 @@
         <w:pStyle w:val="ListBullet"/>
       </w:pPr>
       <w:r>
-        <w:t>Release/Win32 M485E.dll, CAPL 파일, M485E.vsysvar, DeviceMap/FrameRule 및 DeviceMap이 참조하는 Register Map을 동일 Baseline에서 준비한다.</w:t>
+        <w:t>Release/Win32 M485E.dll과 CAPL 파일, M485E.vsysvar, DeviceMap/FrameRule/참조 Register Map을 동일 Baseline에서 준비한다.</w:t>
       </w:r>
     </w:p>
     <w:p>
@@ -246,7 +246,7 @@
         <w:pStyle w:val="ListBullet"/>
       </w:pPr>
       <w:r>
-        <w:t>CANalyzer 9.x SP8 x86 Configuration에 활성 Port 수와 같은 1~4개 가상 CAN 채널을 생성하고 Main.can의 PortSlot 0~3 채널 배열과 1:1로 매핑한다.</w:t>
+        <w:t>CANalyzer 9.x SP8 x86 Configuration에 활성 Port 수(1~4)만큼 가상 CAN 채널을 생성하고 Main의 PortSlot별 채널 번호와 맞춘다.</w:t>
       </w:r>
     </w:p>
     <w:p>
@@ -254,7 +254,7 @@
         <w:pStyle w:val="ListBullet"/>
       </w:pPr>
       <w:r>
-        <w:t>SystemBase Multi USB 485의 1~4개 활성 Port를 Board RS-485에 연결한다. Adapter의 자동 송수신 방향 제어를 사용하며 DLL은 RTS 방향 제어를 수행하지 않는다.</w:t>
+        <w:t>SystemBase Multi USB 485의 시험 대상 활성 Port를 Board RS-485에 연결한다. Adapter의 자동 송수신 방향 제어를 사용하며 DLL은 RTS 방향 제어를 수행하지 않는다.</w:t>
       </w:r>
     </w:p>
     <w:p>
@@ -289,9 +289,11 @@
         <w:rPr>
           <w:b/>
         </w:rPr>
-        <w:t>1. tools/Prepare-M485EPackage.ps1 -Configuration Release를 실행해 저장소의 Config/CAPL 배포물을 갱신한 뒤 ProjectConfig/CAPL에 복사한다.</w:t>
+        <w:t xml:space="preserve">1. </w:t>
       </w:r>
-      <w:r/>
+      <w:r>
+        <w:t>tools/Prepare-M485EPackage.ps1 -Configuration Release를 실행해 DLL과 생성 계약을 Config/CAPL에 배치한다.</w:t>
+      </w:r>
     </w:p>
     <w:p>
       <w:pPr>
@@ -301,9 +303,11 @@
         <w:rPr>
           <w:b/>
         </w:rPr>
-        <w:t>2. CAPL Program Node에 ProjectConfig/CAPL/M485E/M485_E_Main.can을 연결한다. Main은 생성 계약, Core, Monitoring, UI를 포함한다.</w:t>
+        <w:t xml:space="preserve">2. </w:t>
       </w:r>
-      <w:r/>
+      <w:r>
+        <w:t>CAPL Program Node에 Config/CAPL/M485E/M485E_Main.can을 연결한다. Main은 생성 계약, Core, Monitoring, UI를 포함한다.</w:t>
+      </w:r>
     </w:p>
     <w:p>
       <w:pPr>
@@ -313,9 +317,11 @@
         <w:rPr>
           <w:b/>
         </w:rPr>
-        <w:t>3. ProjectConfig/System Variables/M485E.vsysvar를 Configuration에 추가한다.</w:t>
+        <w:t xml:space="preserve">3. </w:t>
       </w:r>
-      <w:r/>
+      <w:r>
+        <w:t>Config/System Variables/M485E.vsysvar를 Configuration에 추가한다.</w:t>
+      </w:r>
     </w:p>
     <w:p>
       <w:pPr>
@@ -325,9 +331,11 @@
         <w:rPr>
           <w:b/>
         </w:rPr>
-        <w:t>4. CANalyzer Configuration(.cfg)을 ProjectConfig 바로 아래에 저장하고 Main.can에서 .\Maps\M485E\M485E_Device.csv와 .\Maps\M485E\M485E_FrameRule.csv 상대경로를 지정한다. Core는 getAbsFilePath()로 절대경로를 DLL에 전달하고, DLL은 CSV_DB_Name을 DeviceMap 디렉터리 기준으로 해석한다.</w:t>
+        <w:t xml:space="preserve">4. </w:t>
       </w:r>
-      <w:r/>
+      <w:r>
+        <w:t>Main.can에서 DeviceMap과 FrameRule 상대경로를 지정한다. Core가 getAbsFilePath()로 절대경로를 DLL에 전달하고 Register Map은 DeviceMap의 CSV_DB_Name으로 선택한다.</w:t>
+      </w:r>
     </w:p>
     <w:p>
       <w:pPr>
@@ -335,10 +343,12 @@
       </w:pPr>
       <w:r>
         <w:rPr>
-          <w:rFonts w:ascii="Malgun Gothic" w:hAnsi="Malgun Gothic" w:eastAsia="Malgun Gothic"/>
-          <w:sz w:val="17"/>
+          <w:b/>
         </w:rPr>
-        <w:t>5. gM485E_ActivePortCount를 DeviceMap의 고유 Port 수와 같은 1~4로 설정하고 앞쪽 활성 PortSlot의 숫자 COM Port 번호(예: 11), BaudRate/DataBits/Parity/StopBits를 설정한다. Refresh 완료를 Polling한 뒤 Connect한다.</w:t>
+        <w:t xml:space="preserve">5. </w:t>
+      </w:r>
+      <w:r>
+        <w:t>gM485E_ActivePortCount를 DeviceMap 고유 Port 수와 같은 1~4로 설정하고 앞쪽 PortSlot의 COM 번호와 BaudRate/DataBits/Parity/StopBits를 설정한다. 기본 배포 Source Contract가 두 수의 일치를 검사하며, Refresh 완료를 Polling한 뒤 Connect한다.</w:t>
       </w:r>
     </w:p>
     <w:p>
@@ -573,7 +583,7 @@
                 <w:color w:val="000000"/>
                 <w:sz w:val="16"/>
               </w:rPr>
-              <w:t>21개 API가 중복/누락 없이 Compile되고 Context Handle 0 또는 비영 값에서 Measurement가 시작됨</w:t>
+              <w:t>21개 API가 중복/누락 없이 Compile되고 Measurement가 시작됨</w:t>
             </w:r>
           </w:p>
         </w:tc>
@@ -662,7 +672,7 @@
                 <w:color w:val="000000"/>
                 <w:sz w:val="16"/>
               </w:rPr>
-              <w:t>DeviceMap/FrameRule 상대경로와 참조 Register Map 준비 후 비동기 Refresh 상태 Polling</w:t>
+              <w:t>DeviceMap/FrameRule 두 상대경로와 참조 Register Map 준비 후 비동기 Refresh 상태 Polling</w:t>
             </w:r>
           </w:p>
         </w:tc>
@@ -771,7 +781,7 @@
                 <w:color w:val="000000"/>
                 <w:sz w:val="16"/>
               </w:rPr>
-              <w:t>DeviceMap의 1~4개 활성 COM Port 전체 Connect</w:t>
+              <w:t>1~4개 활성 COM Port 전체 Connect</w:t>
             </w:r>
           </w:p>
         </w:tc>
@@ -1538,7 +1548,7 @@
                 <w:color w:val="000000"/>
                 <w:sz w:val="16"/>
               </w:rPr>
-              <w:t>활성 Port Change Burst(2개 이상 구성 시 동시 Burst 포함)</w:t>
+              <w:t>여러 활성 Port 동시 Change Burst</w:t>
             </w:r>
           </w:p>
         </w:tc>
@@ -1560,7 +1570,7 @@
                 <w:color w:val="000000"/>
                 <w:sz w:val="16"/>
               </w:rPr>
-              <w:t>Port Round-robin, Port 내부 FIFO, Snapshot 묶음 비분할</w:t>
+              <w:t>활성 Port Round-robin, Port 내부 FIFO, Snapshot 묶음 비분할</w:t>
             </w:r>
           </w:p>
         </w:tc>
@@ -1757,7 +1767,7 @@
                 <w:color w:val="000000"/>
                 <w:sz w:val="16"/>
               </w:rPr>
-              <w:t>Panel Manual Read/Write 및 1초 AutoRead</w:t>
+              <w:t>Panel Manual Write Data[122] 및 Signal Control</w:t>
             </w:r>
           </w:p>
         </w:tc>
@@ -1779,7 +1789,7 @@
                 <w:color w:val="000000"/>
                 <w:sz w:val="16"/>
               </w:rPr>
-              <w:t>확정 요청 Snapshot 사용, word 범위 검증, ResultCode 표시</w:t>
+              <w:t>Send 시 요청 Snapshot 사용, Quantity 1~122와 word 범위 검증, ResultCode 표시</w:t>
             </w:r>
           </w:p>
         </w:tc>
@@ -1887,7 +1897,7 @@
                 <w:color w:val="000000"/>
                 <w:sz w:val="16"/>
               </w:rPr>
-              <w:t>12.5 등 물리값이 그대로 왕복하고 실패 시 기존 출력 유지</w:t>
+              <w:t>12.5 등 물리값이 그대로 왕복하고 실패 시 호출 전 출력 유지</w:t>
             </w:r>
           </w:p>
         </w:tc>
@@ -1998,7 +2008,7 @@
                 <w:color w:val="000000"/>
                 <w:sz w:val="16"/>
               </w:rPr>
-              <w:t>모든 활성 Port 정리 후 3초 간격 최대 10회; 복구 시 전체 활성 Port Connected</w:t>
+              <w:t>전체 정리 후 3초 간격 최대 10회; 복구 시 모든 활성 Port Connected</w:t>
             </w:r>
           </w:p>
         </w:tc>
@@ -2217,7 +2227,7 @@
                 <w:color w:val="000000"/>
                 <w:sz w:val="16"/>
               </w:rPr>
-              <w:t>RTU 영향 없이 0x81 100ms/0x80 1000ms 목표와 bounded Queue 진단</w:t>
+              <w:t>RTU 영향 없이 0x81 100ms/0x80 1000ms 목표와 bounded Queue 진단; Error Queue DropCount 변화/Overflow 최초 전환은 누적 통계 한 번 출력</w:t>
             </w:r>
           </w:p>
         </w:tc>
@@ -2324,6 +2334,14 @@
       </w:pPr>
       <w:r>
         <w:t>성능 실패는 활성 Rule 목록, Rule별 Quantity, Change Burst 수, Pump Tick 실행시간, Queue Stats 및 Board Timeout을 함께 저장한다.</w:t>
+      </w:r>
+    </w:p>
+    <w:p>
+      <w:pPr>
+        <w:pStyle w:val="ListBullet"/>
+      </w:pPr>
+      <w:r>
+        <w:t>Error Queue DropCount 또는 Overflow Latch가 변하면 Write Window의 Pending, Capacity, High-water Mark, DropCount 및 Overflow 누적 통계를 저장한다.</w:t>
       </w:r>
     </w:p>
     <w:p>

--- a/docs/05_Test/External_Verification_Guide.docx
+++ b/docs/05_Test/External_Verification_Guide.docx
@@ -27,7 +27,7 @@
           <w:color w:val="2F75B5"/>
           <w:sz w:val="20"/>
         </w:rPr>
-        <w:t>CANalyzer 9.x SP8 x86 · SystemBase Multi USB 485 · 실제 Board</w:t>
+        <w:t>CANalyzer 9.x SP8 x86 · CANalyzer 18 x64 · SystemBase Multi USB 485 · 실제 Board</w:t>
       </w:r>
     </w:p>
     <w:tbl>
@@ -127,7 +127,7 @@
                 <w:color w:val="000000"/>
                 <w:sz w:val="17"/>
               </w:rPr>
-              <w:t>Release 0.1.0 Baseline. Phase 1~8 자동 검증 완료. Phase 1/2/9 Probe는 CANalyzer 13 x86 CAPL 컴파일 완료. CANalyzer 9.x SP8 Measurement와 장비 항목은 External Verification Pending</w:t>
+              <w:t>Release 0.2.0 Baseline. Windows x86/x64 자동 Build와 ABI 검증 완료. CANalyzer 9.x SP8 및 CANalyzer 18 Measurement와 장비 항목은 External Verification Pending</w:t>
             </w:r>
           </w:p>
         </w:tc>
@@ -238,7 +238,7 @@
         <w:pStyle w:val="ListBullet"/>
       </w:pPr>
       <w:r>
-        <w:t>Release/Win32 M485E.dll과 CAPL 파일, M485E.vsysvar, DeviceMap/FrameRule/참조 Register Map을 동일 Baseline에서 준비한다.</w:t>
+        <w:t>Release/Win32와 Release/x64 M485E.dll, M485E.vmodule, CAPL 파일, M485E.vsysvar, DeviceMap/FrameRule/참조 Register Map을 동일 Baseline에서 준비한다.</w:t>
       </w:r>
     </w:p>
     <w:p>
@@ -246,7 +246,7 @@
         <w:pStyle w:val="ListBullet"/>
       </w:pPr>
       <w:r>
-        <w:t>CANalyzer 9.x SP8 x86 Configuration에 활성 Port 수(1~4)만큼 가상 CAN 채널을 생성하고 Main의 PortSlot별 채널 번호와 맞춘다.</w:t>
+        <w:t>CANalyzer 9.x SP8 x86 또는 CANalyzer 18 x64 Configuration에 활성 Port 수(1~4)만큼 가상 CAN 채널을 생성하고 Main의 PortSlot별 채널 번호와 맞춘다.</w:t>
       </w:r>
     </w:p>
     <w:p>
@@ -562,7 +562,7 @@
                 <w:color w:val="000000"/>
                 <w:sz w:val="16"/>
               </w:rPr>
-              <w:t>CANalyzer 9.x에서 CAPL Compile 및 #pragma library 로드</w:t>
+              <w:t>CANalyzer 9.x x86 직접 DLL 및 CANalyzer 18 x64 .vmodule CAPL Compile/로드</w:t>
             </w:r>
           </w:p>
         </w:tc>
@@ -583,7 +583,7 @@
                 <w:color w:val="000000"/>
                 <w:sz w:val="16"/>
               </w:rPr>
-              <w:t>21개 API가 중복/누락 없이 Compile되고 Measurement가 시작됨</w:t>
+              <w:t>두 환경에서 21개 API가 중복/누락 없이 Compile되고 Measurement가 시작됨</w:t>
             </w:r>
           </w:p>
         </w:tc>

--- a/docs/05_Test/External_Verification_Guide.docx
+++ b/docs/05_Test/External_Verification_Guide.docx
@@ -127,7 +127,7 @@
                 <w:color w:val="000000"/>
                 <w:sz w:val="17"/>
               </w:rPr>
-              <w:t>Release 0.2.0 Baseline. Windows x86/x64 자동 Build와 ABI 검증 완료. CANalyzer 9.x SP8 및 CANalyzer 18 Measurement와 장비 항목은 External Verification Pending</w:t>
+              <w:t>Release 0.3.0 Baseline. Windows x86/x64 자동 Build와 ABI 검증 완료. CANalyzer 9.x SP8 및 CANalyzer 18 Measurement와 장비 항목은 External Verification Pending</w:t>
             </w:r>
           </w:p>
         </w:tc>
@@ -583,7 +583,7 @@
                 <w:color w:val="000000"/>
                 <w:sz w:val="16"/>
               </w:rPr>
-              <w:t>두 환경에서 21개 API가 중복/누락 없이 Compile되고 Measurement가 시작됨</w:t>
+              <w:t>두 환경에서 26개 API가 중복/누락 없이 Compile되고 Measurement가 시작됨</w:t>
             </w:r>
           </w:p>
         </w:tc>
@@ -2254,6 +2254,225 @@
           </w:p>
         </w:tc>
       </w:tr>
+      <w:tr>
+        <w:tc>
+          <w:tcPr>
+            <w:tcW w:type="dxa" w:w="850"/>
+            <w:vAlign w:val="center"/>
+          </w:tcPr>
+          <w:p>
+            <w:pPr>
+              <w:spacing w:after="0"/>
+            </w:pPr>
+            <w:r/>
+            <w:r>
+              <w:rPr>
+                <w:rFonts w:ascii="Malgun Gothic" w:hAnsi="Malgun Gothic" w:eastAsia="Malgun Gothic"/>
+                <w:b/>
+                <w:color w:val="000000"/>
+                <w:sz w:val="16"/>
+              </w:rPr>
+              <w:t>EV-017</w:t>
+            </w:r>
+          </w:p>
+        </w:tc>
+        <w:tc>
+          <w:tcPr>
+            <w:tcW w:type="dxa" w:w="1361"/>
+            <w:vAlign w:val="center"/>
+          </w:tcPr>
+          <w:p>
+            <w:pPr>
+              <w:spacing w:after="0"/>
+            </w:pPr>
+            <w:r/>
+            <w:r>
+              <w:rPr>
+                <w:rFonts w:ascii="Malgun Gothic" w:hAnsi="Malgun Gothic" w:eastAsia="Malgun Gothic"/>
+                <w:b w:val="0"/>
+                <w:color w:val="000000"/>
+                <w:sz w:val="16"/>
+              </w:rPr>
+              <w:t>5/7/10</w:t>
+            </w:r>
+          </w:p>
+        </w:tc>
+        <w:tc>
+          <w:tcPr>
+            <w:tcW w:type="dxa" w:w="3515"/>
+            <w:vAlign w:val="center"/>
+          </w:tcPr>
+          <w:p>
+            <w:pPr>
+              <w:spacing w:after="0"/>
+            </w:pPr>
+            <w:r/>
+            <w:r>
+              <w:rPr>
+                <w:rFonts w:ascii="Malgun Gothic" w:hAnsi="Malgun Gothic" w:eastAsia="Malgun Gothic"/>
+                <w:b w:val="0"/>
+                <w:color w:val="000000"/>
+                <w:sz w:val="16"/>
+              </w:rPr>
+              <w:t>Index별 RTU 통신 OFF/ON</w:t>
+            </w:r>
+          </w:p>
+        </w:tc>
+        <w:tc>
+          <w:tcPr>
+            <w:tcW w:type="dxa" w:w="3628"/>
+            <w:vAlign w:val="center"/>
+          </w:tcPr>
+          <w:p>
+            <w:pPr>
+              <w:spacing w:after="0"/>
+            </w:pPr>
+            <w:r/>
+            <w:r>
+              <w:rPr>
+                <w:rFonts w:ascii="Malgun Gothic" w:hAnsi="Malgun Gothic" w:eastAsia="Malgun Gothic"/>
+                <w:b w:val="0"/>
+                <w:color w:val="000000"/>
+                <w:sz w:val="16"/>
+              </w:rPr>
+              <w:t>비활성 Index는 FC03/04/10에 무응답·무변경, 동일 Port의 다른 Slave와 Direct/CAN 제어는 유지; Refresh 성공 후 활성화</w:t>
+            </w:r>
+          </w:p>
+        </w:tc>
+        <w:tc>
+          <w:tcPr>
+            <w:tcW w:type="dxa" w:w="1247"/>
+            <w:vAlign w:val="center"/>
+          </w:tcPr>
+          <w:p>
+            <w:pPr>
+              <w:spacing w:after="0"/>
+            </w:pPr>
+            <w:r/>
+            <w:r>
+              <w:rPr>
+                <w:rFonts w:ascii="Malgun Gothic" w:hAnsi="Malgun Gothic" w:eastAsia="Malgun Gothic"/>
+                <w:b w:val="0"/>
+                <w:color w:val="000000"/>
+                <w:sz w:val="16"/>
+              </w:rPr>
+              <w:t>Panel/Serial/CAN</w:t>
+            </w:r>
+          </w:p>
+        </w:tc>
+      </w:tr>
+      <w:tr>
+        <w:tc>
+          <w:tcPr>
+            <w:tcW w:type="dxa" w:w="850"/>
+            <w:vAlign w:val="center"/>
+            <w:shd w:fill="F2F4F7"/>
+          </w:tcPr>
+          <w:p>
+            <w:pPr>
+              <w:spacing w:after="0"/>
+            </w:pPr>
+            <w:r/>
+            <w:r>
+              <w:rPr>
+                <w:rFonts w:ascii="Malgun Gothic" w:hAnsi="Malgun Gothic" w:eastAsia="Malgun Gothic"/>
+                <w:b/>
+                <w:color w:val="000000"/>
+                <w:sz w:val="16"/>
+              </w:rPr>
+              <w:t>EV-018</w:t>
+            </w:r>
+          </w:p>
+        </w:tc>
+        <w:tc>
+          <w:tcPr>
+            <w:tcW w:type="dxa" w:w="1361"/>
+            <w:vAlign w:val="center"/>
+            <w:shd w:fill="F2F4F7"/>
+          </w:tcPr>
+          <w:p>
+            <w:pPr>
+              <w:spacing w:after="0"/>
+            </w:pPr>
+            <w:r/>
+            <w:r>
+              <w:rPr>
+                <w:rFonts w:ascii="Malgun Gothic" w:hAnsi="Malgun Gothic" w:eastAsia="Malgun Gothic"/>
+                <w:b w:val="0"/>
+                <w:color w:val="000000"/>
+                <w:sz w:val="16"/>
+              </w:rPr>
+              <w:t>7/10</w:t>
+            </w:r>
+          </w:p>
+        </w:tc>
+        <w:tc>
+          <w:tcPr>
+            <w:tcW w:type="dxa" w:w="3515"/>
+            <w:vAlign w:val="center"/>
+            <w:shd w:fill="F2F4F7"/>
+          </w:tcPr>
+          <w:p>
+            <w:pPr>
+              <w:spacing w:after="0"/>
+            </w:pPr>
+            <w:r/>
+            <w:r>
+              <w:rPr>
+                <w:rFonts w:ascii="Malgun Gothic" w:hAnsi="Malgun Gothic" w:eastAsia="Malgun Gothic"/>
+                <w:b w:val="0"/>
+                <w:color w:val="000000"/>
+                <w:sz w:val="16"/>
+              </w:rPr>
+              <w:t>RTU Log Switch와 CSV 기록</w:t>
+            </w:r>
+          </w:p>
+        </w:tc>
+        <w:tc>
+          <w:tcPr>
+            <w:tcW w:type="dxa" w:w="3628"/>
+            <w:vAlign w:val="center"/>
+            <w:shd w:fill="F2F4F7"/>
+          </w:tcPr>
+          <w:p>
+            <w:pPr>
+              <w:spacing w:after="0"/>
+            </w:pPr>
+            <w:r/>
+            <w:r>
+              <w:rPr>
+                <w:rFonts w:ascii="Malgun Gothic" w:hAnsi="Malgun Gothic" w:eastAsia="Malgun Gothic"/>
+                <w:b w:val="0"/>
+                <w:color w:val="000000"/>
+                <w:sz w:val="16"/>
+              </w:rPr>
+              <w:t>OFF→ON마다 새 파일, REQ/RES 또는 REQ/NO_RES 동일 Sequence, 12개 Column·전체 ADU·DroppedCount·ActiveLed 확인</w:t>
+            </w:r>
+          </w:p>
+        </w:tc>
+        <w:tc>
+          <w:tcPr>
+            <w:tcW w:type="dxa" w:w="1247"/>
+            <w:vAlign w:val="center"/>
+            <w:shd w:fill="F2F4F7"/>
+          </w:tcPr>
+          <w:p>
+            <w:pPr>
+              <w:spacing w:after="0"/>
+            </w:pPr>
+            <w:r/>
+            <w:r>
+              <w:rPr>
+                <w:rFonts w:ascii="Malgun Gothic" w:hAnsi="Malgun Gothic" w:eastAsia="Malgun Gothic"/>
+                <w:b w:val="0"/>
+                <w:color w:val="000000"/>
+                <w:sz w:val="16"/>
+              </w:rPr>
+              <w:t>CSV/Panel</w:t>
+            </w:r>
+          </w:p>
+        </w:tc>
+      </w:tr>
     </w:tbl>
     <w:p/>
     <w:p>

--- a/docs/05_Test/External_Verification_Guide.docx
+++ b/docs/05_Test/External_Verification_Guide.docx
@@ -583,7 +583,7 @@
                 <w:color w:val="000000"/>
                 <w:sz w:val="16"/>
               </w:rPr>
-              <w:t>두 환경에서 26개 API가 중복/누락 없이 Compile되고 Measurement가 시작됨</w:t>
+              <w:t>두 환경에서 27개 API가 중복/누락 없이 Compile되고 Measurement가 시작됨</w:t>
             </w:r>
           </w:p>
         </w:tc>

--- a/docs/05_Test/External_Verification_Guide.docx
+++ b/docs/05_Test/External_Verification_Guide.docx
@@ -127,7 +127,7 @@
                 <w:color w:val="000000"/>
                 <w:sz w:val="17"/>
               </w:rPr>
-              <w:t>Release 0.3.0 Baseline. Windows x86/x64 자동 Build와 ABI 검증 완료. CANalyzer 9.x SP8 및 CANalyzer 18 Measurement와 장비 항목은 External Verification Pending</w:t>
+              <w:t>Release 0.4.0 Baseline. Windows x86/x64 자동 Build와 ABI 검증 완료. CANalyzer 9.x SP8 및 CANalyzer 18 Measurement와 장비 항목은 External Verification Pending</w:t>
             </w:r>
           </w:p>
         </w:tc>
@@ -583,7 +583,7 @@
                 <w:color w:val="000000"/>
                 <w:sz w:val="16"/>
               </w:rPr>
-              <w:t>두 환경에서 27개 API가 중복/누락 없이 Compile되고 Measurement가 시작됨</w:t>
+              <w:t>두 환경에서 23개 API가 중복/누락 없이 Compile되고 Measurement가 시작됨</w:t>
             </w:r>
           </w:p>
         </w:tc>
@@ -1132,7 +1132,7 @@
                 <w:color w:val="000000"/>
                 <w:sz w:val="16"/>
               </w:rPr>
-              <w:t>원자 적용; 동일값 Snapshot 없음; 공백은 0x02 및 무변경</w:t>
+              <w:t>원자 적용; 다음 선택된 0x80에 최종값 반영; 공백은 0x02 및 무변경</w:t>
             </w:r>
           </w:p>
         </w:tc>
@@ -1329,7 +1329,7 @@
                 <w:color w:val="000000"/>
                 <w:sz w:val="16"/>
               </w:rPr>
-              <w:t>Periodic Snapshot Quantity 6</w:t>
+              <w:t>Periodic Rule Data Quantity 6</w:t>
             </w:r>
           </w:p>
         </w:tc>
@@ -1351,7 +1351,7 @@
                 <w:color w:val="000000"/>
                 <w:sz w:val="16"/>
               </w:rPr>
-              <w:t>0x80 Header 1 + Data 2, 마지막 DLC 4</w:t>
+              <w:t>0x80 Header 1 + Data 2, Header Byte 3=0, 마지막 DLC 4</w:t>
             </w:r>
           </w:p>
         </w:tc>
@@ -1438,7 +1438,7 @@
                 <w:color w:val="000000"/>
                 <w:sz w:val="16"/>
               </w:rPr>
-              <w:t>RTU/Direct/Reset 변경 Snapshot</w:t>
+              <w:t>RTU/Direct/Reset 뒤 최종값 확인</w:t>
             </w:r>
           </w:p>
         </w:tc>
@@ -1459,7 +1459,7 @@
                 <w:color w:val="000000"/>
                 <w:sz w:val="16"/>
               </w:rPr>
-              <w:t>0x81 SourceType 01/02/03 및 변경 당시 값 보존</w:t>
+              <w:t>0x81 미출력, 다음 선택된 0x80에 최종값 반영, 중간 상태 재생 없음</w:t>
             </w:r>
           </w:p>
         </w:tc>
@@ -1548,7 +1548,7 @@
                 <w:color w:val="000000"/>
                 <w:sz w:val="16"/>
               </w:rPr>
-              <w:t>여러 활성 Port 동시 Change Burst</w:t>
+              <w:t>여러 활성 Port Periodic 출력</w:t>
             </w:r>
           </w:p>
         </w:tc>
@@ -1570,7 +1570,7 @@
                 <w:color w:val="000000"/>
                 <w:sz w:val="16"/>
               </w:rPr>
-              <w:t>활성 Port Round-robin, Port 내부 FIFO, Snapshot 묶음 비분할</w:t>
+              <w:t>활성 Port Round-robin, Rule Data 묶음 비분할, 0x80만 출력</w:t>
             </w:r>
           </w:p>
         </w:tc>
@@ -2205,7 +2205,7 @@
                 <w:color w:val="000000"/>
                 <w:sz w:val="16"/>
               </w:rPr>
-              <w:t>200 Rule, 최대 Quantity, 0x81 Burst 성능 Profile</w:t>
+              <w:t>200 Rule, 최대 Quantity, 66 Frame/Tick 성능 Profile</w:t>
             </w:r>
           </w:p>
         </w:tc>
@@ -2227,7 +2227,7 @@
                 <w:color w:val="000000"/>
                 <w:sz w:val="16"/>
               </w:rPr>
-              <w:t>RTU 영향 없이 0x81 100ms/0x80 1000ms 목표와 bounded Queue 진단; Error Queue DropCount 변화/Overflow 최초 전환은 누적 통계 한 번 출력</w:t>
+              <w:t>RTU 영향 없이 선택 Rule의 0x80을 1000ms Cycle로 처리; Error Queue DropCount 변화/Overflow 최초 전환은 누적 통계 한 번 출력</w:t>
             </w:r>
           </w:p>
         </w:tc>
@@ -2488,7 +2488,7 @@
         <w:pStyle w:val="ListBullet"/>
       </w:pPr>
       <w:r>
-        <w:t>실제 Arbitration ID는 0x00IIRRMM(Periodic), 0x01IIRRMM(Change)이고 Vector 내부 Extended 표시는 0x80IIRRMM, 0x81IIRRMM이다.</w:t>
+        <w:t>실제 Arbitration ID는 0x00IIRRMM(Periodic)이고 Vector 내부 Extended 표시는 0x80IIRRMM이다. 0x81 변경 Message는 출력하지 않는다.</w:t>
       </w:r>
     </w:p>
     <w:p>
@@ -2496,7 +2496,7 @@
         <w:pStyle w:val="ListBullet"/>
       </w:pPr>
       <w:r>
-        <w:t>Header DLC는 8이며 Index, Slave ID, FC, SourceType, Address High/Low, Quantity High/Low 순서다.</w:t>
+        <w:t>Header DLC는 8이며 Index, Slave ID, FC, 고정값 0x00, Address High/Low, Quantity High/Low 순서다.</w:t>
       </w:r>
     </w:p>
     <w:p>
@@ -2552,7 +2552,7 @@
         <w:pStyle w:val="ListBullet"/>
       </w:pPr>
       <w:r>
-        <w:t>성능 실패는 활성 Rule 목록, Rule별 Quantity, Change Burst 수, Pump Tick 실행시간, Queue Stats 및 Board Timeout을 함께 저장한다.</w:t>
+        <w:t>성능 실패는 활성 Rule 목록, Rule별 Quantity, Pump Tick 실행시간, Periodic Pending 및 Board Timeout을 함께 저장한다.</w:t>
       </w:r>
     </w:p>
     <w:p>

--- a/docs/05_Test/External_Verification_Guide.docx
+++ b/docs/05_Test/External_Verification_Guide.docx
@@ -127,7 +127,7 @@
                 <w:color w:val="000000"/>
                 <w:sz w:val="17"/>
               </w:rPr>
-              <w:t>Release 0.4.0 Baseline. Windows x86/x64 자동 Build와 ABI 검증 완료. CANalyzer 9.x SP8 및 CANalyzer 18 Measurement와 장비 항목은 External Verification Pending</w:t>
+              <w:t>Release 0.5.0 Baseline. Windows x86/x64 자동 Build와 ABI 검증 완료. CANalyzer 9.x SP8 및 CANalyzer 18 Measurement와 장비 항목은 External Verification Pending</w:t>
             </w:r>
           </w:p>
         </w:tc>
@@ -334,7 +334,7 @@
         <w:t xml:space="preserve">4. </w:t>
       </w:r>
       <w:r>
-        <w:t>Main.can에서 DeviceMap과 FrameRule 상대경로를 지정한다. Core가 getAbsFilePath()로 절대경로를 DLL에 전달하고 Register Map은 DeviceMap의 CSV_DB_Name으로 선택한다.</w:t>
+        <w:t>M485E::Monitoring::Btn_ReadOption을 int32 Scalar 편의 Button에 연결한다. 이 변수에는 별도 CAPL Handler가 없으며 Check_ReadOption[200], 100ms Candidate 동기화와 1,000ms Cycle 적용 정책을 그대로 사용한다.</w:t>
       </w:r>
     </w:p>
     <w:p>
@@ -348,6 +348,34 @@
         <w:t xml:space="preserve">5. </w:t>
       </w:r>
       <w:r>
+        <w:t>Panel Designer에 CAPL Output View Control을 추가하고 Output Mode를 Overwrite로 설정한다. Main.can 설정값의 Panel Name 'M485E'와 Control Name 'RtuLogOutput'을 실제 Panel/Control 이름과 정확히 일치시킨다.</w:t>
+      </w:r>
+    </w:p>
+    <w:p>
+      <w:pPr>
+        <w:ind w:left="142"/>
+      </w:pPr>
+      <w:r>
+        <w:rPr>
+          <w:b/>
+        </w:rPr>
+        <w:t xml:space="preserve">6. </w:t>
+      </w:r>
+      <w:r>
+        <w:t>Main.can에서 DeviceMap과 FrameRule 상대경로를 지정한다. Core가 getAbsFilePath()로 절대경로를 DLL에 전달하고 Register Map은 DeviceMap의 CSV_DB_Name으로 선택한다.</w:t>
+      </w:r>
+    </w:p>
+    <w:p>
+      <w:pPr>
+        <w:ind w:left="142"/>
+      </w:pPr>
+      <w:r>
+        <w:rPr>
+          <w:b/>
+        </w:rPr>
+        <w:t xml:space="preserve">7. </w:t>
+      </w:r>
+      <w:r>
         <w:t>gM485E_ActivePortCount를 DeviceMap 고유 Port 수와 같은 1~4로 설정하고 앞쪽 PortSlot의 COM 번호와 BaudRate/DataBits/Parity/StopBits를 설정한다. 기본 배포 Source Contract가 두 수의 일치를 검사하며, Refresh 완료를 Polling한 뒤 Connect한다.</w:t>
       </w:r>
     </w:p>
@@ -359,7 +387,7 @@
         <w:rPr>
           <w:b/>
         </w:rPr>
-        <w:t xml:space="preserve">6. </w:t>
+        <w:t xml:space="preserve">8. </w:t>
       </w:r>
       <w:r>
         <w:t>ReadOption 정적 매핑을 설정하고 ReadSwitch ON에서 Monitoring을 시작한다.</w:t>
@@ -2473,6 +2501,113 @@
           </w:p>
         </w:tc>
       </w:tr>
+      <w:tr>
+        <w:tc>
+          <w:tcPr>
+            <w:tcW w:type="dxa" w:w="850"/>
+            <w:vAlign w:val="center"/>
+          </w:tcPr>
+          <w:p>
+            <w:pPr>
+              <w:spacing w:after="0"/>
+            </w:pPr>
+            <w:r/>
+            <w:r>
+              <w:rPr>
+                <w:rFonts w:ascii="Malgun Gothic" w:hAnsi="Malgun Gothic" w:eastAsia="Malgun Gothic"/>
+                <w:b/>
+                <w:color w:val="000000"/>
+                <w:sz w:val="16"/>
+              </w:rPr>
+              <w:t>EV-019</w:t>
+            </w:r>
+          </w:p>
+        </w:tc>
+        <w:tc>
+          <w:tcPr>
+            <w:tcW w:type="dxa" w:w="1361"/>
+            <w:vAlign w:val="center"/>
+          </w:tcPr>
+          <w:p>
+            <w:pPr>
+              <w:spacing w:after="0"/>
+            </w:pPr>
+            <w:r/>
+            <w:r>
+              <w:rPr>
+                <w:rFonts w:ascii="Malgun Gothic" w:hAnsi="Malgun Gothic" w:eastAsia="Malgun Gothic"/>
+                <w:b w:val="0"/>
+                <w:color w:val="000000"/>
+                <w:sz w:val="16"/>
+              </w:rPr>
+              <w:t>10</w:t>
+            </w:r>
+          </w:p>
+        </w:tc>
+        <w:tc>
+          <w:tcPr>
+            <w:tcW w:type="dxa" w:w="3515"/>
+            <w:vAlign w:val="center"/>
+          </w:tcPr>
+          <w:p>
+            <w:pPr>
+              <w:spacing w:after="0"/>
+            </w:pPr>
+            <w:r/>
+            <w:r>
+              <w:rPr>
+                <w:rFonts w:ascii="Malgun Gothic" w:hAnsi="Malgun Gothic" w:eastAsia="Malgun Gothic"/>
+                <w:b w:val="0"/>
+                <w:color w:val="000000"/>
+                <w:sz w:val="16"/>
+              </w:rPr>
+              <w:t>Btn_ReadOption과 RTU Log CAPL Output View</w:t>
+            </w:r>
+          </w:p>
+        </w:tc>
+        <w:tc>
+          <w:tcPr>
+            <w:tcW w:type="dxa" w:w="3628"/>
+            <w:vAlign w:val="center"/>
+          </w:tcPr>
+          <w:p>
+            <w:pPr>
+              <w:spacing w:after="0"/>
+            </w:pPr>
+            <w:r/>
+            <w:r>
+              <w:rPr>
+                <w:rFonts w:ascii="Malgun Gothic" w:hAnsi="Malgun Gothic" w:eastAsia="Malgun Gothic"/>
+                <w:b w:val="0"/>
+                <w:color w:val="000000"/>
+                <w:sz w:val="16"/>
+              </w:rPr>
+              <w:t>Btn_ReadOption은 int32 Scalar/no-handler이고 기존 Check_ReadOption 정책을 유지한다. LogSwitch ON에서 전체 REQ/RES/NO_RES는 CSV에 보존하며 동일 Drain 문자열의 최근 10줄만 200ms 이상 간격으로 Output View에 Overwrite한다. Panel/Control 이름 불일치가 CSV 기록을 실패시키지 않으며 OFF 후 마지막 표시는 유지된다.</w:t>
+            </w:r>
+          </w:p>
+        </w:tc>
+        <w:tc>
+          <w:tcPr>
+            <w:tcW w:type="dxa" w:w="1247"/>
+            <w:vAlign w:val="center"/>
+          </w:tcPr>
+          <w:p>
+            <w:pPr>
+              <w:spacing w:after="0"/>
+            </w:pPr>
+            <w:r/>
+            <w:r>
+              <w:rPr>
+                <w:rFonts w:ascii="Malgun Gothic" w:hAnsi="Malgun Gothic" w:eastAsia="Malgun Gothic"/>
+                <w:b w:val="0"/>
+                <w:color w:val="000000"/>
+                <w:sz w:val="16"/>
+              </w:rPr>
+              <w:t>Panel capture/CSV/timing</w:t>
+            </w:r>
+          </w:p>
+        </w:tc>
+      </w:tr>
     </w:tbl>
     <w:p/>
     <w:p>

--- a/docs/05_Test/External_Verification_Guide.docx
+++ b/docs/05_Test/External_Verification_Guide.docx
@@ -127,7 +127,7 @@
                 <w:color w:val="000000"/>
                 <w:sz w:val="17"/>
               </w:rPr>
-              <w:t>Release 0.5.0 Baseline. Windows x86/x64 자동 Build와 ABI 검증 완료. CANalyzer 9.x SP8 및 CANalyzer 18 Measurement와 장비 항목은 External Verification Pending</w:t>
+              <w:t>Release 0.6.0 Baseline. Windows x86/x64 자동 Build와 ABI 검증 완료. CANalyzer 9.x SP8 및 CANalyzer 18 Measurement와 장비 항목은 External Verification Pending</w:t>
             </w:r>
           </w:p>
         </w:tc>
@@ -238,7 +238,7 @@
         <w:pStyle w:val="ListBullet"/>
       </w:pPr>
       <w:r>
-        <w:t>Release/Win32와 Release/x64 M485E.dll, M485E.vmodule, CAPL 파일, M485E.vsysvar, DeviceMap/FrameRule/참조 Register Map을 동일 Baseline에서 준비한다.</w:t>
+        <w:t>Release/Win32와 Release/x64 M485E.dll, M485E.vmodule, Panel_Generator.exe, CAPL 파일, M485E.vsysvar, M485E_DevicePanel.generated.vsysvar, DeviceMap/FrameRule/참조 Register Map을 동일 Baseline에서 준비한다.</w:t>
       </w:r>
     </w:p>
     <w:p>
@@ -320,7 +320,7 @@
         <w:t xml:space="preserve">3. </w:t>
       </w:r>
       <w:r>
-        <w:t>Config/System Variables/M485E.vsysvar를 Configuration에 추가한다.</w:t>
+        <w:t>Config/System Variables/M485E.vsysvar와 M485E_DevicePanel.generated.vsysvar를 Configuration에 추가한다.</w:t>
       </w:r>
     </w:p>
     <w:p>
@@ -395,6 +395,20 @@
     </w:p>
     <w:p>
       <w:pPr>
+        <w:ind w:left="142"/>
+      </w:pPr>
+      <w:r>
+        <w:rPr>
+          <w:b/>
+        </w:rPr>
+        <w:t xml:space="preserve">9. </w:t>
+      </w:r>
+      <w:r>
+        <w:t>Panel_Generator.exe에서 M485E_Device.csv를 Analyze/Generate하고, Output의 generated System Variable DB와 DevicePanel CAPL을 적용한 뒤 XVP GroupBox를 해당 Device Tab에 복사한다. System Variable Binding을 확인하고 CSV Schema 또는 행 순서 변경 시 반드시 재생성한다.</w:t>
+      </w:r>
+    </w:p>
+    <w:p>
+      <w:pPr>
         <w:pStyle w:val="Heading1"/>
       </w:pPr>
       <w:r>
@@ -418,6 +432,7 @@
       <w:tr>
         <w:trPr>
           <w:tblHeader w:val="true"/>
+          <w:cantSplit w:val="true"/>
         </w:trPr>
         <w:tc>
           <w:tcPr>
@@ -531,6 +546,9 @@
         </w:tc>
       </w:tr>
       <w:tr>
+        <w:trPr>
+          <w:cantSplit w:val="true"/>
+        </w:trPr>
         <w:tc>
           <w:tcPr>
             <w:tcW w:type="dxa" w:w="850"/>
@@ -638,6 +656,9 @@
         </w:tc>
       </w:tr>
       <w:tr>
+        <w:trPr>
+          <w:cantSplit w:val="true"/>
+        </w:trPr>
         <w:tc>
           <w:tcPr>
             <w:tcW w:type="dxa" w:w="850"/>
@@ -750,6 +771,9 @@
         </w:tc>
       </w:tr>
       <w:tr>
+        <w:trPr>
+          <w:cantSplit w:val="true"/>
+        </w:trPr>
         <w:tc>
           <w:tcPr>
             <w:tcW w:type="dxa" w:w="850"/>
@@ -857,6 +881,9 @@
         </w:tc>
       </w:tr>
       <w:tr>
+        <w:trPr>
+          <w:cantSplit w:val="true"/>
+        </w:trPr>
         <w:tc>
           <w:tcPr>
             <w:tcW w:type="dxa" w:w="850"/>
@@ -969,6 +996,9 @@
         </w:tc>
       </w:tr>
       <w:tr>
+        <w:trPr>
+          <w:cantSplit w:val="true"/>
+        </w:trPr>
         <w:tc>
           <w:tcPr>
             <w:tcW w:type="dxa" w:w="850"/>
@@ -1076,6 +1106,9 @@
         </w:tc>
       </w:tr>
       <w:tr>
+        <w:trPr>
+          <w:cantSplit w:val="true"/>
+        </w:trPr>
         <w:tc>
           <w:tcPr>
             <w:tcW w:type="dxa" w:w="850"/>
@@ -1188,6 +1221,9 @@
         </w:tc>
       </w:tr>
       <w:tr>
+        <w:trPr>
+          <w:cantSplit w:val="true"/>
+        </w:trPr>
         <w:tc>
           <w:tcPr>
             <w:tcW w:type="dxa" w:w="850"/>
@@ -1295,6 +1331,9 @@
         </w:tc>
       </w:tr>
       <w:tr>
+        <w:trPr>
+          <w:cantSplit w:val="true"/>
+        </w:trPr>
         <w:tc>
           <w:tcPr>
             <w:tcW w:type="dxa" w:w="850"/>
@@ -1407,6 +1446,9 @@
         </w:tc>
       </w:tr>
       <w:tr>
+        <w:trPr>
+          <w:cantSplit w:val="true"/>
+        </w:trPr>
         <w:tc>
           <w:tcPr>
             <w:tcW w:type="dxa" w:w="850"/>
@@ -1514,6 +1556,9 @@
         </w:tc>
       </w:tr>
       <w:tr>
+        <w:trPr>
+          <w:cantSplit w:val="true"/>
+        </w:trPr>
         <w:tc>
           <w:tcPr>
             <w:tcW w:type="dxa" w:w="850"/>
@@ -1626,6 +1671,9 @@
         </w:tc>
       </w:tr>
       <w:tr>
+        <w:trPr>
+          <w:cantSplit w:val="true"/>
+        </w:trPr>
         <w:tc>
           <w:tcPr>
             <w:tcW w:type="dxa" w:w="850"/>
@@ -1733,6 +1781,9 @@
         </w:tc>
       </w:tr>
       <w:tr>
+        <w:trPr>
+          <w:cantSplit w:val="true"/>
+        </w:trPr>
         <w:tc>
           <w:tcPr>
             <w:tcW w:type="dxa" w:w="850"/>
@@ -1845,6 +1896,9 @@
         </w:tc>
       </w:tr>
       <w:tr>
+        <w:trPr>
+          <w:cantSplit w:val="true"/>
+        </w:trPr>
         <w:tc>
           <w:tcPr>
             <w:tcW w:type="dxa" w:w="850"/>
@@ -1952,6 +2006,9 @@
         </w:tc>
       </w:tr>
       <w:tr>
+        <w:trPr>
+          <w:cantSplit w:val="true"/>
+        </w:trPr>
         <w:tc>
           <w:tcPr>
             <w:tcW w:type="dxa" w:w="850"/>
@@ -2064,6 +2121,9 @@
         </w:tc>
       </w:tr>
       <w:tr>
+        <w:trPr>
+          <w:cantSplit w:val="true"/>
+        </w:trPr>
         <w:tc>
           <w:tcPr>
             <w:tcW w:type="dxa" w:w="850"/>
@@ -2171,6 +2231,9 @@
         </w:tc>
       </w:tr>
       <w:tr>
+        <w:trPr>
+          <w:cantSplit w:val="true"/>
+        </w:trPr>
         <w:tc>
           <w:tcPr>
             <w:tcW w:type="dxa" w:w="850"/>
@@ -2283,6 +2346,9 @@
         </w:tc>
       </w:tr>
       <w:tr>
+        <w:trPr>
+          <w:cantSplit w:val="true"/>
+        </w:trPr>
         <w:tc>
           <w:tcPr>
             <w:tcW w:type="dxa" w:w="850"/>
@@ -2390,6 +2456,9 @@
         </w:tc>
       </w:tr>
       <w:tr>
+        <w:trPr>
+          <w:cantSplit w:val="true"/>
+        </w:trPr>
         <w:tc>
           <w:tcPr>
             <w:tcW w:type="dxa" w:w="850"/>
@@ -2502,6 +2571,9 @@
         </w:tc>
       </w:tr>
       <w:tr>
+        <w:trPr>
+          <w:cantSplit w:val="true"/>
+        </w:trPr>
         <w:tc>
           <w:tcPr>
             <w:tcW w:type="dxa" w:w="850"/>
@@ -2604,6 +2676,121 @@
                 <w:sz w:val="16"/>
               </w:rPr>
               <w:t>Panel capture/CSV/timing</w:t>
+            </w:r>
+          </w:p>
+        </w:tc>
+      </w:tr>
+      <w:tr>
+        <w:trPr>
+          <w:cantSplit w:val="true"/>
+        </w:trPr>
+        <w:tc>
+          <w:tcPr>
+            <w:tcW w:type="dxa" w:w="850"/>
+            <w:vAlign w:val="center"/>
+            <w:shd w:fill="F2F4F7"/>
+          </w:tcPr>
+          <w:p>
+            <w:pPr>
+              <w:spacing w:after="0"/>
+            </w:pPr>
+            <w:r/>
+            <w:r>
+              <w:rPr>
+                <w:rFonts w:ascii="Malgun Gothic" w:hAnsi="Malgun Gothic" w:eastAsia="Malgun Gothic"/>
+                <w:b/>
+                <w:color w:val="000000"/>
+                <w:sz w:val="16"/>
+              </w:rPr>
+              <w:t>EV-020</w:t>
+            </w:r>
+          </w:p>
+        </w:tc>
+        <w:tc>
+          <w:tcPr>
+            <w:tcW w:type="dxa" w:w="1361"/>
+            <w:vAlign w:val="center"/>
+            <w:shd w:fill="F2F4F7"/>
+          </w:tcPr>
+          <w:p>
+            <w:pPr>
+              <w:spacing w:after="0"/>
+            </w:pPr>
+            <w:r/>
+            <w:r>
+              <w:rPr>
+                <w:rFonts w:ascii="Malgun Gothic" w:hAnsi="Malgun Gothic" w:eastAsia="Malgun Gothic"/>
+                <w:b w:val="0"/>
+                <w:color w:val="000000"/>
+                <w:sz w:val="16"/>
+              </w:rPr>
+              <w:t>10/11</w:t>
+            </w:r>
+          </w:p>
+        </w:tc>
+        <w:tc>
+          <w:tcPr>
+            <w:tcW w:type="dxa" w:w="3515"/>
+            <w:vAlign w:val="center"/>
+            <w:shd w:fill="F2F4F7"/>
+          </w:tcPr>
+          <w:p>
+            <w:pPr>
+              <w:spacing w:after="0"/>
+            </w:pPr>
+            <w:r/>
+            <w:r>
+              <w:rPr>
+                <w:rFonts w:ascii="Malgun Gothic" w:hAnsi="Malgun Gothic" w:eastAsia="Malgun Gothic"/>
+                <w:b w:val="0"/>
+                <w:color w:val="000000"/>
+                <w:sz w:val="16"/>
+              </w:rPr>
+              <w:t>Device Signal Panel Generator 산출물 적용</w:t>
+            </w:r>
+          </w:p>
+        </w:tc>
+        <w:tc>
+          <w:tcPr>
+            <w:tcW w:type="dxa" w:w="3628"/>
+            <w:vAlign w:val="center"/>
+            <w:shd w:fill="F2F4F7"/>
+          </w:tcPr>
+          <w:p>
+            <w:pPr>
+              <w:spacing w:after="0"/>
+            </w:pPr>
+            <w:r/>
+            <w:r>
+              <w:rPr>
+                <w:rFonts w:ascii="Malgun Gothic" w:hAnsi="Malgun Gothic" w:eastAsia="Malgun Gothic"/>
+                <w:b w:val="0"/>
+                <w:color w:val="000000"/>
+                <w:sz w:val="16"/>
+              </w:rPr>
+              <w:t>Sample·회사 CSV Analyze/Generate 뒤 generated System Variable DB와 DevicePanel CAPL을 적용하고 XVP GroupBox를 복사한다. CANalyzer 9.x/18에서 Compile, Display Update, 변경 Signal만 Send Changed, Device Reset, 비원자 Reset All, Raw Hex·SnapshotValid·Busy·실패 결과를 확인한다.</w:t>
+            </w:r>
+          </w:p>
+        </w:tc>
+        <w:tc>
+          <w:tcPr>
+            <w:tcW w:type="dxa" w:w="1247"/>
+            <w:vAlign w:val="center"/>
+            <w:shd w:fill="F2F4F7"/>
+          </w:tcPr>
+          <w:p>
+            <w:pPr>
+              <w:spacing w:after="0"/>
+            </w:pPr>
+            <w:r/>
+            <w:r>
+              <w:rPr>
+                <w:rFonts w:ascii="Malgun Gothic" w:hAnsi="Malgun Gothic" w:eastAsia="Malgun Gothic"/>
+                <w:b w:val="0"/>
+                <w:color w:val="000000"/>
+                <w:sz w:val="16"/>
+              </w:rPr>
+              <w:t>Generator manifest/CAPL compile/Panel capture</w:t>
             </w:r>
           </w:p>
         </w:tc>
